--- a/07_SCI_TUST/Chapter03_研究案例/_backup_260725/段落核心_段落核心.docx
+++ b/07_SCI_TUST/Chapter03_研究案例/_backup_260725/段落核心_段落核心.docx
@@ -128,6 +128,85 @@
           <w:highlight w:val="yellow"/>
         </w:rPr>
         <w:t>【重點：地質模型是參數出處】</w:t>
+      </w:r>
+    </w:p>
+    <w:p>
+      <w:r>
+        <w:rPr>
+          <w:rFonts w:ascii="Times New Roman" w:hAnsi="Times New Roman" w:eastAsia="標楷體"/>
+          <w:b w:val="0"/>
+          <w:sz w:val="23"/>
+        </w:rPr>
+        <w:t>【v3 三件案例章戰術】①**五段敘事鏈**（</w:t>
+      </w:r>
+      <w:r>
+        <w:rPr>
+          <w:rFonts w:ascii="Times New Roman" w:hAnsi="Times New Roman" w:eastAsia="標楷體"/>
+          <w:b w:val="0"/>
+          <w:color w:val="1F4EC8"/>
+          <w:sz w:val="23"/>
+        </w:rPr>
+        <w:t>(Zhang et al., 2022)</w:t>
+      </w:r>
+      <w:r>
+        <w:rPr>
+          <w:rFonts w:ascii="Times New Roman" w:hAnsi="Times New Roman" w:eastAsia="標楷體"/>
+          <w:b w:val="0"/>
+          <w:sz w:val="23"/>
+        </w:rPr>
+        <w:t xml:space="preserve"> Liwaiao 全文模板）：普查母體統計（該文 11 隧道 634 裂縫）→代表案例→數值機制重現→模型-現場對照圖（其 Fig.21 為樞紐，同時完成驗證與缺陷免答）→治理對策；我們對應：林鐵隧道分級調查統計→#46 代表斷面→跨尺度模擬→同座標對照→維養建議。②**病徵量化到 mm**（</w:t>
+      </w:r>
+      <w:r>
+        <w:rPr>
+          <w:rFonts w:ascii="Times New Roman" w:hAnsi="Times New Roman" w:eastAsia="標楷體"/>
+          <w:b w:val="0"/>
+          <w:color w:val="1F4EC8"/>
+          <w:sz w:val="23"/>
+        </w:rPr>
+        <w:t>(Tian et al., 2026)</w:t>
+      </w:r>
+      <w:r>
+        <w:rPr>
+          <w:rFonts w:ascii="Times New Roman" w:hAnsi="Times New Roman" w:eastAsia="標楷體"/>
+          <w:b w:val="0"/>
+          <w:sz w:val="23"/>
+        </w:rPr>
+        <w:t xml:space="preserve"> 證據三明治要求）：部位／寬度級距／年變率三欄全部給數字（如 &lt;3 mm、3–5 mm、&gt;5 mm 分級與 mm/yr 進展率），否則 4.3 無法做三項對點互證。③**單案例可信度引擎**（</w:t>
+      </w:r>
+      <w:r>
+        <w:rPr>
+          <w:rFonts w:ascii="Times New Roman" w:hAnsi="Times New Roman" w:eastAsia="標楷體"/>
+          <w:b w:val="0"/>
+          <w:color w:val="1F4EC8"/>
+          <w:sz w:val="23"/>
+        </w:rPr>
+        <w:t>(Wang et al., 2021)</w:t>
+      </w:r>
+      <w:r>
+        <w:rPr>
+          <w:rFonts w:ascii="Times New Roman" w:hAnsi="Times New Roman" w:eastAsia="標楷體"/>
+          <w:b w:val="0"/>
+          <w:sz w:val="23"/>
+        </w:rPr>
+        <w:t xml:space="preserve"> 式）：把 #46 放進林鐵全線分級母體（395 邊坡段／A-B 級隧道清單）對照，使個案升級為地層類型代表。</w:t>
+      </w:r>
+      <w:r>
+        <w:rPr>
+          <w:rFonts w:ascii="Times New Roman" w:hAnsi="Times New Roman" w:eastAsia="標楷體"/>
+          <w:b w:val="0"/>
+          <w:sz w:val="23"/>
+        </w:rPr>
+        <w:t xml:space="preserve">　</w:t>
+      </w:r>
+      <w:r>
+        <w:rPr>
+          <w:rFonts w:ascii="Times New Roman" w:hAnsi="Times New Roman" w:eastAsia="標楷體"/>
+          <w:b w:val="0"/>
+          <w:color w:val="000000"/>
+          <w:sz w:val="21"/>
+          <w:highlight w:val="yellow"/>
+        </w:rPr>
+        <w:t>【重點：普查母體×代表案例×mm 級量化＝單案例可信度三支柱】</w:t>
       </w:r>
     </w:p>
     <w:sectPr>
